--- a/fra/docx/009.content.docx
+++ b/fra/docx/009.content.docx
@@ -19,7 +19,7 @@
         <w:rPr>
           <w:lang w:val="fr_FR" w:bidi="fr_FR"/>
         </w:rPr>
-        <w:t>Resource: Tyndale Open Study Notes</w:t>
+        <w:t>Resource: Aquifer Open Study Notes (Profiles)</w:t>
       </w:r>
       <w:r>
         <w:rPr>
@@ -112,7 +112,7 @@
         <w:rPr>
           <w:lang w:val="fr_FR" w:bidi="fr_FR"/>
         </w:rPr>
-        <w:t>Tyndale Open Study Notes</w:t>
+        <w:t>Aquifer Open Study Notes (Profiles)</w:t>
       </w:r>
     </w:p>
     <w:p>

--- a/fra/docx/009.content.docx
+++ b/fra/docx/009.content.docx
@@ -233,72 +233,48 @@
         </w:rPr>
         <w:t>Isaac, dont le nom signifie « il rit », reflète la réaction d'Abraham et de Sara à l’annonce de sa naissance. D’abord, ils rirent d’incrédulité lorsque Dieu leur fit cette promesse (</w:t>
       </w:r>
-      <w:hyperlink r:id="rId13">
-        <w:r>
-          <w:rPr>
-            <w:lang w:val="fr_FR" w:bidi="fr_FR"/>
-          </w:rPr>
-          <w:rPr>
-            <w:color w:val="0000EE"/>
-            <w:u w:val="single"/>
-          </w:rPr>
-          <w:t>Gn 17.15–19</w:t>
-        </w:r>
-      </w:hyperlink>
+      <w:r>
+        <w:rPr>
+          <w:lang w:val="fr_FR" w:bidi="fr_FR"/>
+        </w:rPr>
+        <w:t>Gn 17.15–19</w:t>
+      </w:r>
       <w:r>
         <w:rPr>
           <w:lang w:val="fr_FR" w:bidi="fr_FR"/>
         </w:rPr>
         <w:t xml:space="preserve"> ; </w:t>
       </w:r>
-      <w:hyperlink r:id="rId14">
-        <w:r>
-          <w:rPr>
-            <w:lang w:val="fr_FR" w:bidi="fr_FR"/>
-          </w:rPr>
-          <w:rPr>
-            <w:color w:val="0000EE"/>
-            <w:u w:val="single"/>
-          </w:rPr>
-          <w:t>18.9–15</w:t>
-        </w:r>
-      </w:hyperlink>
+      <w:r>
+        <w:rPr>
+          <w:lang w:val="fr_FR" w:bidi="fr_FR"/>
+        </w:rPr>
+        <w:t>18.9–15</w:t>
+      </w:r>
       <w:r>
         <w:rPr>
           <w:lang w:val="fr_FR" w:bidi="fr_FR"/>
         </w:rPr>
         <w:t>) puis, lorsque l’enfant vint au monde, leur rire devint une expression de joie (</w:t>
       </w:r>
-      <w:hyperlink r:id="rId15">
-        <w:r>
-          <w:rPr>
-            <w:lang w:val="fr_FR" w:bidi="fr_FR"/>
-          </w:rPr>
-          <w:rPr>
-            <w:color w:val="0000EE"/>
-            <w:u w:val="single"/>
-          </w:rPr>
-          <w:t>Gn 21.6–7</w:t>
-        </w:r>
-      </w:hyperlink>
+      <w:r>
+        <w:rPr>
+          <w:lang w:val="fr_FR" w:bidi="fr_FR"/>
+        </w:rPr>
+        <w:t>Gn 21.6–7</w:t>
+      </w:r>
       <w:r>
         <w:rPr>
           <w:lang w:val="fr_FR" w:bidi="fr_FR"/>
         </w:rPr>
         <w:t>). Dieu avait promis à Abraham un fils (</w:t>
       </w:r>
-      <w:hyperlink r:id="rId16">
-        <w:r>
-          <w:rPr>
-            <w:lang w:val="fr_FR" w:bidi="fr_FR"/>
-          </w:rPr>
-          <w:rPr>
-            <w:color w:val="0000EE"/>
-            <w:u w:val="single"/>
-          </w:rPr>
-          <w:t>Gn 15.4–6</w:t>
-        </w:r>
-      </w:hyperlink>
+      <w:r>
+        <w:rPr>
+          <w:lang w:val="fr_FR" w:bidi="fr_FR"/>
+        </w:rPr>
+        <w:t>Gn 15.4–6</w:t>
+      </w:r>
       <w:r>
         <w:rPr>
           <w:lang w:val="fr_FR" w:bidi="fr_FR"/>
@@ -319,36 +295,24 @@
         </w:rPr>
         <w:t>Alors qu’il était encore jeune, Dieu mit Abraham à l’épreuve en lui demandant d’offrir Isaac en sacrifice (</w:t>
       </w:r>
-      <w:hyperlink r:id="rId17">
-        <w:r>
-          <w:rPr>
-            <w:lang w:val="fr_FR" w:bidi="fr_FR"/>
-          </w:rPr>
-          <w:rPr>
-            <w:color w:val="0000EE"/>
-            <w:u w:val="single"/>
-          </w:rPr>
-          <w:t>Gn 22.1–19</w:t>
-        </w:r>
-      </w:hyperlink>
+      <w:r>
+        <w:rPr>
+          <w:lang w:val="fr_FR" w:bidi="fr_FR"/>
+        </w:rPr>
+        <w:t>Gn 22.1–19</w:t>
+      </w:r>
       <w:r>
         <w:rPr>
           <w:lang w:val="fr_FR" w:bidi="fr_FR"/>
         </w:rPr>
         <w:t>). La foi d'Abraham resta forte et il obéit, et Isaac se soumit. Mais au dernier moment, alors qu'il allait lever la main pour tuer Isaac, Dieu intervint et pourvut un bélier en substitution. En raison de la foi d'Abraham, Dieu lui accorda de grandes bénédictions (</w:t>
       </w:r>
-      <w:hyperlink r:id="rId18">
-        <w:r>
-          <w:rPr>
-            <w:lang w:val="fr_FR" w:bidi="fr_FR"/>
-          </w:rPr>
-          <w:rPr>
-            <w:color w:val="0000EE"/>
-            <w:u w:val="single"/>
-          </w:rPr>
-          <w:t>Gn 22.15–18</w:t>
-        </w:r>
-      </w:hyperlink>
+      <w:r>
+        <w:rPr>
+          <w:lang w:val="fr_FR" w:bidi="fr_FR"/>
+        </w:rPr>
+        <w:t>Gn 22.15–18</w:t>
+      </w:r>
       <w:r>
         <w:rPr>
           <w:lang w:val="fr_FR" w:bidi="fr_FR"/>
@@ -369,108 +333,72 @@
         </w:rPr>
         <w:t>Isaac épousa Rebecca et devait poursuivre la lignée promise, mais Rebecca était stérile (</w:t>
       </w:r>
-      <w:hyperlink r:id="rId19">
-        <w:r>
-          <w:rPr>
-            <w:lang w:val="fr_FR" w:bidi="fr_FR"/>
-          </w:rPr>
-          <w:rPr>
-            <w:color w:val="0000EE"/>
-            <w:u w:val="single"/>
-          </w:rPr>
-          <w:t>Gn 25.21</w:t>
-        </w:r>
-      </w:hyperlink>
+      <w:r>
+        <w:rPr>
+          <w:lang w:val="fr_FR" w:bidi="fr_FR"/>
+        </w:rPr>
+        <w:t>Gn 25.21</w:t>
+      </w:r>
       <w:r>
         <w:rPr>
           <w:lang w:val="fr_FR" w:bidi="fr_FR"/>
         </w:rPr>
         <w:t xml:space="preserve">). Plutôt que de tenter de résoudre ce problème par lui-même, comme son père l’avait fait (voir </w:t>
       </w:r>
-      <w:hyperlink r:id="rId20">
-        <w:r>
-          <w:rPr>
-            <w:lang w:val="fr_FR" w:bidi="fr_FR"/>
-          </w:rPr>
-          <w:rPr>
-            <w:color w:val="0000EE"/>
-            <w:u w:val="single"/>
-          </w:rPr>
-          <w:t>Gn 16.1–16</w:t>
-        </w:r>
-      </w:hyperlink>
+      <w:r>
+        <w:rPr>
+          <w:lang w:val="fr_FR" w:bidi="fr_FR"/>
+        </w:rPr>
+        <w:t>Gn 16.1–16</w:t>
+      </w:r>
       <w:r>
         <w:rPr>
           <w:lang w:val="fr_FR" w:bidi="fr_FR"/>
         </w:rPr>
         <w:t>), Isaac pria le Seigneur, et Rebecca donna naissance à des jumeaux. Cependant, des tensions familiales apparurent : Isaac préférait Ésaü, tandis que Rebecca favorisait Jacob. Ce favoritisme entraîna Jacob à tromper son père vieillissant et aveugle (</w:t>
       </w:r>
-      <w:hyperlink r:id="rId21">
-        <w:r>
-          <w:rPr>
-            <w:lang w:val="fr_FR" w:bidi="fr_FR"/>
-          </w:rPr>
-          <w:rPr>
-            <w:color w:val="0000EE"/>
-            <w:u w:val="single"/>
-          </w:rPr>
-          <w:t>Gn 27.1–40</w:t>
-        </w:r>
-      </w:hyperlink>
+      <w:r>
+        <w:rPr>
+          <w:lang w:val="fr_FR" w:bidi="fr_FR"/>
+        </w:rPr>
+        <w:t>Gn 27.1–40</w:t>
+      </w:r>
       <w:r>
         <w:rPr>
           <w:lang w:val="fr_FR" w:bidi="fr_FR"/>
         </w:rPr>
         <w:t xml:space="preserve">) et ce problème de favoritisme se transmit aux générations suivantes (voir </w:t>
       </w:r>
-      <w:hyperlink r:id="rId22">
-        <w:r>
-          <w:rPr>
-            <w:lang w:val="fr_FR" w:bidi="fr_FR"/>
-          </w:rPr>
-          <w:rPr>
-            <w:color w:val="0000EE"/>
-            <w:u w:val="single"/>
-          </w:rPr>
-          <w:t>Gn 29.30</w:t>
-        </w:r>
-      </w:hyperlink>
+      <w:r>
+        <w:rPr>
+          <w:lang w:val="fr_FR" w:bidi="fr_FR"/>
+        </w:rPr>
+        <w:t>Gn 29.30</w:t>
+      </w:r>
       <w:r>
         <w:rPr>
           <w:lang w:val="fr_FR" w:bidi="fr_FR"/>
         </w:rPr>
         <w:t xml:space="preserve"> ; </w:t>
       </w:r>
-      <w:hyperlink r:id="rId23">
-        <w:r>
-          <w:rPr>
-            <w:lang w:val="fr_FR" w:bidi="fr_FR"/>
-          </w:rPr>
-          <w:rPr>
-            <w:color w:val="0000EE"/>
-            <w:u w:val="single"/>
-          </w:rPr>
-          <w:t>33.1–2</w:t>
-        </w:r>
-      </w:hyperlink>
+      <w:r>
+        <w:rPr>
+          <w:lang w:val="fr_FR" w:bidi="fr_FR"/>
+        </w:rPr>
+        <w:t>33.1–2</w:t>
+      </w:r>
       <w:r>
         <w:rPr>
           <w:lang w:val="fr_FR" w:bidi="fr_FR"/>
         </w:rPr>
         <w:t xml:space="preserve"> ; </w:t>
       </w:r>
-      <w:hyperlink r:id="rId24">
-        <w:r>
-          <w:rPr>
-            <w:lang w:val="fr_FR" w:bidi="fr_FR"/>
-          </w:rPr>
-          <w:rPr>
-            <w:color w:val="0000EE"/>
-            <w:u w:val="single"/>
-          </w:rPr>
-          <w:t>37.4</w:t>
-        </w:r>
-      </w:hyperlink>
+      <w:r>
+        <w:rPr>
+          <w:lang w:val="fr_FR" w:bidi="fr_FR"/>
+        </w:rPr>
+        <w:t>37.4</w:t>
+      </w:r>
       <w:r>
         <w:rPr>
           <w:lang w:val="fr_FR" w:bidi="fr_FR"/>
@@ -491,162 +419,108 @@
         </w:rPr>
         <w:t>À l’instar de son père Abraham, Isaac dut composer avec les peuples voisins. Lors d’une famine, il se rendit dans un autre royaume et, par crainte, présenta Rebecca comme sa sœur (</w:t>
       </w:r>
-      <w:hyperlink r:id="rId25">
-        <w:r>
-          <w:rPr>
-            <w:lang w:val="fr_FR" w:bidi="fr_FR"/>
-          </w:rPr>
-          <w:rPr>
-            <w:color w:val="0000EE"/>
-            <w:u w:val="single"/>
-          </w:rPr>
-          <w:t>Gn 26.1–11</w:t>
-        </w:r>
-      </w:hyperlink>
+      <w:r>
+        <w:rPr>
+          <w:lang w:val="fr_FR" w:bidi="fr_FR"/>
+        </w:rPr>
+        <w:t>Gn 26.1–11</w:t>
+      </w:r>
       <w:r>
         <w:rPr>
           <w:lang w:val="fr_FR" w:bidi="fr_FR"/>
         </w:rPr>
         <w:t xml:space="preserve"> ; comparer </w:t>
       </w:r>
-      <w:hyperlink r:id="rId26">
-        <w:r>
-          <w:rPr>
-            <w:lang w:val="fr_FR" w:bidi="fr_FR"/>
-          </w:rPr>
-          <w:rPr>
-            <w:color w:val="0000EE"/>
-            <w:u w:val="single"/>
-          </w:rPr>
-          <w:t>12.10–20</w:t>
-        </w:r>
-      </w:hyperlink>
+      <w:r>
+        <w:rPr>
+          <w:lang w:val="fr_FR" w:bidi="fr_FR"/>
+        </w:rPr>
+        <w:t>12.10–20</w:t>
+      </w:r>
       <w:r>
         <w:rPr>
           <w:lang w:val="fr_FR" w:bidi="fr_FR"/>
         </w:rPr>
         <w:t xml:space="preserve"> ; </w:t>
       </w:r>
-      <w:hyperlink r:id="rId27">
-        <w:r>
-          <w:rPr>
-            <w:lang w:val="fr_FR" w:bidi="fr_FR"/>
-          </w:rPr>
-          <w:rPr>
-            <w:color w:val="0000EE"/>
-            <w:u w:val="single"/>
-          </w:rPr>
-          <w:t>20.1–18</w:t>
-        </w:r>
-      </w:hyperlink>
+      <w:r>
+        <w:rPr>
+          <w:lang w:val="fr_FR" w:bidi="fr_FR"/>
+        </w:rPr>
+        <w:t>20.1–18</w:t>
+      </w:r>
       <w:r>
         <w:rPr>
           <w:lang w:val="fr_FR" w:bidi="fr_FR"/>
         </w:rPr>
         <w:t>). Comme son père, il prospéra dans cette région et fut prié de partir (</w:t>
       </w:r>
-      <w:hyperlink r:id="rId28">
-        <w:r>
-          <w:rPr>
-            <w:lang w:val="fr_FR" w:bidi="fr_FR"/>
-          </w:rPr>
-          <w:rPr>
-            <w:color w:val="0000EE"/>
-            <w:u w:val="single"/>
-          </w:rPr>
-          <w:t>Gn 26.12–16</w:t>
-        </w:r>
-      </w:hyperlink>
+      <w:r>
+        <w:rPr>
+          <w:lang w:val="fr_FR" w:bidi="fr_FR"/>
+        </w:rPr>
+        <w:t>Gn 26.12–16</w:t>
+      </w:r>
       <w:r>
         <w:rPr>
           <w:lang w:val="fr_FR" w:bidi="fr_FR"/>
         </w:rPr>
         <w:t xml:space="preserve"> ; comparer </w:t>
       </w:r>
-      <w:hyperlink r:id="rId29">
-        <w:r>
-          <w:rPr>
-            <w:lang w:val="fr_FR" w:bidi="fr_FR"/>
-          </w:rPr>
-          <w:rPr>
-            <w:color w:val="0000EE"/>
-            <w:u w:val="single"/>
-          </w:rPr>
-          <w:t>12.16–20</w:t>
-        </w:r>
-      </w:hyperlink>
+      <w:r>
+        <w:rPr>
+          <w:lang w:val="fr_FR" w:bidi="fr_FR"/>
+        </w:rPr>
+        <w:t>12.16–20</w:t>
+      </w:r>
       <w:r>
         <w:rPr>
           <w:lang w:val="fr_FR" w:bidi="fr_FR"/>
         </w:rPr>
         <w:t>). Il fut confronté à des querelles avec d'autres bergers au sujet des puits et des terres (</w:t>
       </w:r>
-      <w:hyperlink r:id="rId30">
-        <w:r>
-          <w:rPr>
-            <w:lang w:val="fr_FR" w:bidi="fr_FR"/>
-          </w:rPr>
-          <w:rPr>
-            <w:color w:val="0000EE"/>
-            <w:u w:val="single"/>
-          </w:rPr>
-          <w:t>Gn 26.17–22</w:t>
-        </w:r>
-      </w:hyperlink>
+      <w:r>
+        <w:rPr>
+          <w:lang w:val="fr_FR" w:bidi="fr_FR"/>
+        </w:rPr>
+        <w:t>Gn 26.17–22</w:t>
+      </w:r>
       <w:r>
         <w:rPr>
           <w:lang w:val="fr_FR" w:bidi="fr_FR"/>
         </w:rPr>
         <w:t xml:space="preserve"> ; comparer </w:t>
       </w:r>
-      <w:hyperlink r:id="rId31">
-        <w:r>
-          <w:rPr>
-            <w:lang w:val="fr_FR" w:bidi="fr_FR"/>
-          </w:rPr>
-          <w:rPr>
-            <w:color w:val="0000EE"/>
-            <w:u w:val="single"/>
-          </w:rPr>
-          <w:t>21.25–31</w:t>
-        </w:r>
-      </w:hyperlink>
+      <w:r>
+        <w:rPr>
+          <w:lang w:val="fr_FR" w:bidi="fr_FR"/>
+        </w:rPr>
+        <w:t>21.25–31</w:t>
+      </w:r>
       <w:r>
         <w:rPr>
           <w:lang w:val="fr_FR" w:bidi="fr_FR"/>
         </w:rPr>
         <w:t>), et finalement, il conclut un traité avec le roi des Philistins (</w:t>
       </w:r>
-      <w:hyperlink r:id="rId32">
-        <w:r>
-          <w:rPr>
-            <w:lang w:val="fr_FR" w:bidi="fr_FR"/>
-          </w:rPr>
-          <w:rPr>
-            <w:color w:val="0000EE"/>
-            <w:u w:val="single"/>
-          </w:rPr>
-          <w:t>Gn 26.26–31</w:t>
-        </w:r>
-      </w:hyperlink>
+      <w:r>
+        <w:rPr>
+          <w:lang w:val="fr_FR" w:bidi="fr_FR"/>
+        </w:rPr>
+        <w:t>Gn 26.26–31</w:t>
+      </w:r>
       <w:r>
         <w:rPr>
           <w:lang w:val="fr_FR" w:bidi="fr_FR"/>
         </w:rPr>
         <w:t xml:space="preserve"> ; comparer </w:t>
       </w:r>
-      <w:hyperlink r:id="rId33">
-        <w:r>
-          <w:rPr>
-            <w:lang w:val="fr_FR" w:bidi="fr_FR"/>
-          </w:rPr>
-          <w:rPr>
-            <w:color w:val="0000EE"/>
-            <w:u w:val="single"/>
-          </w:rPr>
-          <w:t>21.22–32</w:t>
-        </w:r>
-      </w:hyperlink>
+      <w:r>
+        <w:rPr>
+          <w:lang w:val="fr_FR" w:bidi="fr_FR"/>
+        </w:rPr>
+        <w:t>21.22–32</w:t>
+      </w:r>
       <w:r>
         <w:rPr>
           <w:lang w:val="fr_FR" w:bidi="fr_FR"/>
@@ -667,90 +541,60 @@
         </w:rPr>
         <w:t>Dieu renouvela à Isaac la promesse faite à Abraham (</w:t>
       </w:r>
-      <w:hyperlink r:id="rId34">
-        <w:r>
-          <w:rPr>
-            <w:lang w:val="fr_FR" w:bidi="fr_FR"/>
-          </w:rPr>
-          <w:rPr>
-            <w:color w:val="0000EE"/>
-            <w:u w:val="single"/>
-          </w:rPr>
-          <w:t>Gn 26.2–5</w:t>
-        </w:r>
-      </w:hyperlink>
+      <w:r>
+        <w:rPr>
+          <w:lang w:val="fr_FR" w:bidi="fr_FR"/>
+        </w:rPr>
+        <w:t>Gn 26.2–5</w:t>
+      </w:r>
       <w:r>
         <w:rPr>
           <w:lang w:val="fr_FR" w:bidi="fr_FR"/>
         </w:rPr>
         <w:t xml:space="preserve">, </w:t>
       </w:r>
-      <w:hyperlink r:id="rId35">
-        <w:r>
-          <w:rPr>
-            <w:lang w:val="fr_FR" w:bidi="fr_FR"/>
-          </w:rPr>
-          <w:rPr>
-            <w:color w:val="0000EE"/>
-            <w:u w:val="single"/>
-          </w:rPr>
-          <w:t>23–25</w:t>
-        </w:r>
-      </w:hyperlink>
+      <w:r>
+        <w:rPr>
+          <w:lang w:val="fr_FR" w:bidi="fr_FR"/>
+        </w:rPr>
+        <w:t>23–25</w:t>
+      </w:r>
       <w:r>
         <w:rPr>
           <w:lang w:val="fr_FR" w:bidi="fr_FR"/>
         </w:rPr>
         <w:t xml:space="preserve"> ; comparer </w:t>
       </w:r>
-      <w:hyperlink r:id="rId36">
-        <w:r>
-          <w:rPr>
-            <w:lang w:val="fr_FR" w:bidi="fr_FR"/>
-          </w:rPr>
-          <w:rPr>
-            <w:color w:val="0000EE"/>
-            <w:u w:val="single"/>
-          </w:rPr>
-          <w:t>22.16–18</w:t>
-        </w:r>
-      </w:hyperlink>
+      <w:r>
+        <w:rPr>
+          <w:lang w:val="fr_FR" w:bidi="fr_FR"/>
+        </w:rPr>
+        <w:t>22.16–18</w:t>
+      </w:r>
       <w:r>
         <w:rPr>
           <w:lang w:val="fr_FR" w:bidi="fr_FR"/>
         </w:rPr>
         <w:t xml:space="preserve">). Il montra ensuite sa fidélité à l'alliance en perpétuant la pratique de la circoncision, qui symbolisait l'alliance (voir </w:t>
       </w:r>
-      <w:hyperlink r:id="rId37">
-        <w:r>
-          <w:rPr>
-            <w:lang w:val="fr_FR" w:bidi="fr_FR"/>
-          </w:rPr>
-          <w:rPr>
-            <w:color w:val="0000EE"/>
-            <w:u w:val="single"/>
-          </w:rPr>
-          <w:t>Ac 7.8</w:t>
-        </w:r>
-      </w:hyperlink>
+      <w:r>
+        <w:rPr>
+          <w:lang w:val="fr_FR" w:bidi="fr_FR"/>
+        </w:rPr>
+        <w:t>Ac 7.8</w:t>
+      </w:r>
       <w:r>
         <w:rPr>
           <w:lang w:val="fr_FR" w:bidi="fr_FR"/>
         </w:rPr>
         <w:t xml:space="preserve">). En tant qu'enfant de la promesse, Isaac représente tous ceux qui, par la foi en Christ, deviennent enfants d’Abraham. Il représente tous ceux qui quittent l'esclavage pour vivre dans la liberté des fils de Dieu (voir </w:t>
       </w:r>
-      <w:hyperlink r:id="rId38">
-        <w:r>
-          <w:rPr>
-            <w:lang w:val="fr_FR" w:bidi="fr_FR"/>
-          </w:rPr>
-          <w:rPr>
-            <w:color w:val="0000EE"/>
-            <w:u w:val="single"/>
-          </w:rPr>
-          <w:t>Ga 4.21–5.1</w:t>
-        </w:r>
-      </w:hyperlink>
+      <w:r>
+        <w:rPr>
+          <w:lang w:val="fr_FR" w:bidi="fr_FR"/>
+        </w:rPr>
+        <w:t>Ga 4.21–5.1</w:t>
+      </w:r>
       <w:r>
         <w:rPr>
           <w:lang w:val="fr_FR" w:bidi="fr_FR"/>
@@ -780,360 +624,240 @@
           <w:lang w:val="fr_FR" w:bidi="fr_FR"/>
         </w:rPr>
       </w:r>
-      <w:hyperlink r:id="rId39">
-        <w:r>
-          <w:rPr>
-            <w:lang w:val="fr_FR" w:bidi="fr_FR"/>
-          </w:rPr>
-          <w:rPr>
-            <w:color w:val="0000EE"/>
-            <w:u w:val="single"/>
-          </w:rPr>
-          <w:t>Gn 17.19–21</w:t>
-        </w:r>
-      </w:hyperlink>
+      <w:r>
+        <w:rPr>
+          <w:lang w:val="fr_FR" w:bidi="fr_FR"/>
+        </w:rPr>
+        <w:t>Gn 17.19–21</w:t>
+      </w:r>
       <w:r>
         <w:rPr>
           <w:lang w:val="fr_FR" w:bidi="fr_FR"/>
         </w:rPr>
         <w:t xml:space="preserve"> ; </w:t>
       </w:r>
-      <w:hyperlink r:id="rId40">
-        <w:r>
-          <w:rPr>
-            <w:lang w:val="fr_FR" w:bidi="fr_FR"/>
-          </w:rPr>
-          <w:rPr>
-            <w:color w:val="0000EE"/>
-            <w:u w:val="single"/>
-          </w:rPr>
-          <w:t>21.1–12</w:t>
-        </w:r>
-      </w:hyperlink>
+      <w:r>
+        <w:rPr>
+          <w:lang w:val="fr_FR" w:bidi="fr_FR"/>
+        </w:rPr>
+        <w:t>21.1–12</w:t>
+      </w:r>
       <w:r>
         <w:rPr>
           <w:lang w:val="fr_FR" w:bidi="fr_FR"/>
         </w:rPr>
         <w:t xml:space="preserve"> ; </w:t>
       </w:r>
-      <w:hyperlink r:id="rId17">
-        <w:r>
-          <w:rPr>
-            <w:lang w:val="fr_FR" w:bidi="fr_FR"/>
-          </w:rPr>
-          <w:rPr>
-            <w:color w:val="0000EE"/>
-            <w:u w:val="single"/>
-          </w:rPr>
-          <w:t>22.1–19</w:t>
-        </w:r>
-      </w:hyperlink>
+      <w:r>
+        <w:rPr>
+          <w:lang w:val="fr_FR" w:bidi="fr_FR"/>
+        </w:rPr>
+        <w:t>22.1–19</w:t>
+      </w:r>
       <w:r>
         <w:rPr>
           <w:lang w:val="fr_FR" w:bidi="fr_FR"/>
         </w:rPr>
         <w:t xml:space="preserve"> ; </w:t>
       </w:r>
-      <w:hyperlink r:id="rId41">
-        <w:r>
-          <w:rPr>
-            <w:lang w:val="fr_FR" w:bidi="fr_FR"/>
-          </w:rPr>
-          <w:rPr>
-            <w:color w:val="0000EE"/>
-            <w:u w:val="single"/>
-          </w:rPr>
-          <w:t>24.1–8</w:t>
-        </w:r>
-      </w:hyperlink>
+      <w:r>
+        <w:rPr>
+          <w:lang w:val="fr_FR" w:bidi="fr_FR"/>
+        </w:rPr>
+        <w:t>24.1–8</w:t>
+      </w:r>
       <w:r>
         <w:rPr>
           <w:lang w:val="fr_FR" w:bidi="fr_FR"/>
         </w:rPr>
         <w:t xml:space="preserve">, </w:t>
       </w:r>
-      <w:hyperlink r:id="rId42">
-        <w:r>
-          <w:rPr>
-            <w:lang w:val="fr_FR" w:bidi="fr_FR"/>
-          </w:rPr>
-          <w:rPr>
-            <w:color w:val="0000EE"/>
-            <w:u w:val="single"/>
-          </w:rPr>
-          <w:t>14</w:t>
-        </w:r>
-      </w:hyperlink>
+      <w:r>
+        <w:rPr>
+          <w:lang w:val="fr_FR" w:bidi="fr_FR"/>
+        </w:rPr>
+        <w:t>14</w:t>
+      </w:r>
       <w:r>
         <w:rPr>
           <w:lang w:val="fr_FR" w:bidi="fr_FR"/>
         </w:rPr>
         <w:t xml:space="preserve">, </w:t>
       </w:r>
-      <w:hyperlink r:id="rId43">
-        <w:r>
-          <w:rPr>
-            <w:lang w:val="fr_FR" w:bidi="fr_FR"/>
-          </w:rPr>
-          <w:rPr>
-            <w:color w:val="0000EE"/>
-            <w:u w:val="single"/>
-          </w:rPr>
-          <w:t>62–67</w:t>
-        </w:r>
-      </w:hyperlink>
+      <w:r>
+        <w:rPr>
+          <w:lang w:val="fr_FR" w:bidi="fr_FR"/>
+        </w:rPr>
+        <w:t>62–67</w:t>
+      </w:r>
       <w:r>
         <w:rPr>
           <w:lang w:val="fr_FR" w:bidi="fr_FR"/>
         </w:rPr>
         <w:t xml:space="preserve"> ; </w:t>
       </w:r>
-      <w:hyperlink r:id="rId44">
-        <w:r>
-          <w:rPr>
-            <w:lang w:val="fr_FR" w:bidi="fr_FR"/>
-          </w:rPr>
-          <w:rPr>
-            <w:color w:val="0000EE"/>
-            <w:u w:val="single"/>
-          </w:rPr>
-          <w:t>25.5–11</w:t>
-        </w:r>
-      </w:hyperlink>
+      <w:r>
+        <w:rPr>
+          <w:lang w:val="fr_FR" w:bidi="fr_FR"/>
+        </w:rPr>
+        <w:t>25.5–11</w:t>
+      </w:r>
       <w:r>
         <w:rPr>
           <w:lang w:val="fr_FR" w:bidi="fr_FR"/>
         </w:rPr>
         <w:t xml:space="preserve">, </w:t>
       </w:r>
-      <w:hyperlink r:id="rId45">
-        <w:r>
-          <w:rPr>
-            <w:lang w:val="fr_FR" w:bidi="fr_FR"/>
-          </w:rPr>
-          <w:rPr>
-            <w:color w:val="0000EE"/>
-            <w:u w:val="single"/>
-          </w:rPr>
-          <w:t>19–28</w:t>
-        </w:r>
-      </w:hyperlink>
+      <w:r>
+        <w:rPr>
+          <w:lang w:val="fr_FR" w:bidi="fr_FR"/>
+        </w:rPr>
+        <w:t>19–28</w:t>
+      </w:r>
       <w:r>
         <w:rPr>
           <w:lang w:val="fr_FR" w:bidi="fr_FR"/>
         </w:rPr>
         <w:t xml:space="preserve"> ; </w:t>
       </w:r>
-      <w:hyperlink r:id="rId46">
-        <w:r>
-          <w:rPr>
-            <w:lang w:val="fr_FR" w:bidi="fr_FR"/>
-          </w:rPr>
-          <w:rPr>
-            <w:color w:val="0000EE"/>
-            <w:u w:val="single"/>
-          </w:rPr>
-          <w:t>26.1–28.9</w:t>
-        </w:r>
-      </w:hyperlink>
+      <w:r>
+        <w:rPr>
+          <w:lang w:val="fr_FR" w:bidi="fr_FR"/>
+        </w:rPr>
+        <w:t>26.1–28.9</w:t>
+      </w:r>
       <w:r>
         <w:rPr>
           <w:lang w:val="fr_FR" w:bidi="fr_FR"/>
         </w:rPr>
         <w:t xml:space="preserve"> ; </w:t>
       </w:r>
-      <w:hyperlink r:id="rId47">
-        <w:r>
-          <w:rPr>
-            <w:lang w:val="fr_FR" w:bidi="fr_FR"/>
-          </w:rPr>
-          <w:rPr>
-            <w:color w:val="0000EE"/>
-            <w:u w:val="single"/>
-          </w:rPr>
-          <w:t>31.42</w:t>
-        </w:r>
-      </w:hyperlink>
+      <w:r>
+        <w:rPr>
+          <w:lang w:val="fr_FR" w:bidi="fr_FR"/>
+        </w:rPr>
+        <w:t>31.42</w:t>
+      </w:r>
       <w:r>
         <w:rPr>
           <w:lang w:val="fr_FR" w:bidi="fr_FR"/>
         </w:rPr>
         <w:t xml:space="preserve"> ; </w:t>
       </w:r>
-      <w:hyperlink r:id="rId48">
-        <w:r>
-          <w:rPr>
-            <w:lang w:val="fr_FR" w:bidi="fr_FR"/>
-          </w:rPr>
-          <w:rPr>
-            <w:color w:val="0000EE"/>
-            <w:u w:val="single"/>
-          </w:rPr>
-          <w:t>35.12</w:t>
-        </w:r>
-      </w:hyperlink>
+      <w:r>
+        <w:rPr>
+          <w:lang w:val="fr_FR" w:bidi="fr_FR"/>
+        </w:rPr>
+        <w:t>35.12</w:t>
+      </w:r>
       <w:r>
         <w:rPr>
           <w:lang w:val="fr_FR" w:bidi="fr_FR"/>
         </w:rPr>
         <w:t xml:space="preserve">, </w:t>
       </w:r>
-      <w:hyperlink r:id="rId49">
-        <w:r>
-          <w:rPr>
-            <w:lang w:val="fr_FR" w:bidi="fr_FR"/>
-          </w:rPr>
-          <w:rPr>
-            <w:color w:val="0000EE"/>
-            <w:u w:val="single"/>
-          </w:rPr>
-          <w:t>27–28</w:t>
-        </w:r>
-      </w:hyperlink>
+      <w:r>
+        <w:rPr>
+          <w:lang w:val="fr_FR" w:bidi="fr_FR"/>
+        </w:rPr>
+        <w:t>27–28</w:t>
+      </w:r>
       <w:r>
         <w:rPr>
           <w:lang w:val="fr_FR" w:bidi="fr_FR"/>
         </w:rPr>
         <w:t xml:space="preserve"> ; </w:t>
       </w:r>
-      <w:hyperlink r:id="rId50">
-        <w:r>
-          <w:rPr>
-            <w:lang w:val="fr_FR" w:bidi="fr_FR"/>
-          </w:rPr>
-          <w:rPr>
-            <w:color w:val="0000EE"/>
-            <w:u w:val="single"/>
-          </w:rPr>
-          <w:t>48.15–16</w:t>
-        </w:r>
-      </w:hyperlink>
+      <w:r>
+        <w:rPr>
+          <w:lang w:val="fr_FR" w:bidi="fr_FR"/>
+        </w:rPr>
+        <w:t>48.15–16</w:t>
+      </w:r>
       <w:r>
         <w:rPr>
           <w:lang w:val="fr_FR" w:bidi="fr_FR"/>
         </w:rPr>
         <w:t xml:space="preserve"> ; </w:t>
       </w:r>
-      <w:hyperlink r:id="rId51">
-        <w:r>
-          <w:rPr>
-            <w:lang w:val="fr_FR" w:bidi="fr_FR"/>
-          </w:rPr>
-          <w:rPr>
-            <w:color w:val="0000EE"/>
-            <w:u w:val="single"/>
-          </w:rPr>
-          <w:t>49.31</w:t>
-        </w:r>
-      </w:hyperlink>
+      <w:r>
+        <w:rPr>
+          <w:lang w:val="fr_FR" w:bidi="fr_FR"/>
+        </w:rPr>
+        <w:t>49.31</w:t>
+      </w:r>
       <w:r>
         <w:rPr>
           <w:lang w:val="fr_FR" w:bidi="fr_FR"/>
         </w:rPr>
         <w:t xml:space="preserve"> ; </w:t>
       </w:r>
-      <w:hyperlink r:id="rId52">
-        <w:r>
-          <w:rPr>
-            <w:lang w:val="fr_FR" w:bidi="fr_FR"/>
-          </w:rPr>
-          <w:rPr>
-            <w:color w:val="0000EE"/>
-            <w:u w:val="single"/>
-          </w:rPr>
-          <w:t>Ex 3.6</w:t>
-        </w:r>
-      </w:hyperlink>
+      <w:r>
+        <w:rPr>
+          <w:lang w:val="fr_FR" w:bidi="fr_FR"/>
+        </w:rPr>
+        <w:t>Ex 3.6</w:t>
+      </w:r>
       <w:r>
         <w:rPr>
           <w:lang w:val="fr_FR" w:bidi="fr_FR"/>
         </w:rPr>
         <w:t xml:space="preserve"> ; </w:t>
       </w:r>
-      <w:hyperlink r:id="rId53">
-        <w:r>
-          <w:rPr>
-            <w:lang w:val="fr_FR" w:bidi="fr_FR"/>
-          </w:rPr>
-          <w:rPr>
-            <w:color w:val="0000EE"/>
-            <w:u w:val="single"/>
-          </w:rPr>
-          <w:t>Jos 24.3–4</w:t>
-        </w:r>
-      </w:hyperlink>
+      <w:r>
+        <w:rPr>
+          <w:lang w:val="fr_FR" w:bidi="fr_FR"/>
+        </w:rPr>
+        <w:t>Jos 24.3–4</w:t>
+      </w:r>
       <w:r>
         <w:rPr>
           <w:lang w:val="fr_FR" w:bidi="fr_FR"/>
         </w:rPr>
         <w:t xml:space="preserve"> ; </w:t>
       </w:r>
-      <w:hyperlink r:id="rId54">
-        <w:r>
-          <w:rPr>
-            <w:lang w:val="fr_FR" w:bidi="fr_FR"/>
-          </w:rPr>
-          <w:rPr>
-            <w:color w:val="0000EE"/>
-            <w:u w:val="single"/>
-          </w:rPr>
-          <w:t>Rm 9.6–10</w:t>
-        </w:r>
-      </w:hyperlink>
+      <w:r>
+        <w:rPr>
+          <w:lang w:val="fr_FR" w:bidi="fr_FR"/>
+        </w:rPr>
+        <w:t>Rm 9.6–10</w:t>
+      </w:r>
       <w:r>
         <w:rPr>
           <w:lang w:val="fr_FR" w:bidi="fr_FR"/>
         </w:rPr>
         <w:t xml:space="preserve"> ; </w:t>
       </w:r>
-      <w:hyperlink r:id="rId55">
-        <w:r>
-          <w:rPr>
-            <w:lang w:val="fr_FR" w:bidi="fr_FR"/>
-          </w:rPr>
-          <w:rPr>
-            <w:color w:val="0000EE"/>
-            <w:u w:val="single"/>
-          </w:rPr>
-          <w:t>Ga 4.21–31</w:t>
-        </w:r>
-      </w:hyperlink>
+      <w:r>
+        <w:rPr>
+          <w:lang w:val="fr_FR" w:bidi="fr_FR"/>
+        </w:rPr>
+        <w:t>Ga 4.21–31</w:t>
+      </w:r>
       <w:r>
         <w:rPr>
           <w:lang w:val="fr_FR" w:bidi="fr_FR"/>
         </w:rPr>
         <w:t xml:space="preserve"> ; </w:t>
       </w:r>
-      <w:hyperlink r:id="rId56">
-        <w:r>
-          <w:rPr>
-            <w:lang w:val="fr_FR" w:bidi="fr_FR"/>
-          </w:rPr>
-          <w:rPr>
-            <w:color w:val="0000EE"/>
-            <w:u w:val="single"/>
-          </w:rPr>
-          <w:t>Hé 11.8–9</w:t>
-        </w:r>
-      </w:hyperlink>
+      <w:r>
+        <w:rPr>
+          <w:lang w:val="fr_FR" w:bidi="fr_FR"/>
+        </w:rPr>
+        <w:t>Hé 11.8–9</w:t>
+      </w:r>
       <w:r>
         <w:rPr>
           <w:lang w:val="fr_FR" w:bidi="fr_FR"/>
         </w:rPr>
         <w:t xml:space="preserve">, </w:t>
       </w:r>
-      <w:hyperlink r:id="rId57">
-        <w:r>
-          <w:rPr>
-            <w:lang w:val="fr_FR" w:bidi="fr_FR"/>
-          </w:rPr>
-          <w:rPr>
-            <w:color w:val="0000EE"/>
-            <w:u w:val="single"/>
-          </w:rPr>
-          <w:t>17–20</w:t>
-        </w:r>
-      </w:hyperlink>
+      <w:r>
+        <w:rPr>
+          <w:lang w:val="fr_FR" w:bidi="fr_FR"/>
+        </w:rPr>
+        <w:t>17–20</w:t>
+      </w:r>
       <w:r>
         <w:rPr>
           <w:lang w:val="fr_FR" w:bidi="fr_FR"/>
@@ -1182,144 +906,96 @@
         </w:rPr>
         <w:t>Ismaël était le premier fils d'Abraham, né d'Agar, la servante égyptienne de Sara. Il vit le jour près d'Hébron alors qu'Abraham avait quatre-vingt-six ans (</w:t>
       </w:r>
-      <w:hyperlink r:id="rId58">
-        <w:r>
-          <w:rPr>
-            <w:lang w:val="fr_FR" w:bidi="fr_FR"/>
-          </w:rPr>
-          <w:rPr>
-            <w:color w:val="0000EE"/>
-            <w:u w:val="single"/>
-          </w:rPr>
-          <w:t>Gn 13.18</w:t>
-        </w:r>
-      </w:hyperlink>
+      <w:r>
+        <w:rPr>
+          <w:lang w:val="fr_FR" w:bidi="fr_FR"/>
+        </w:rPr>
+        <w:t>Gn 13.18</w:t>
+      </w:r>
       <w:r>
         <w:rPr>
           <w:lang w:val="fr_FR" w:bidi="fr_FR"/>
         </w:rPr>
         <w:t xml:space="preserve"> ; </w:t>
       </w:r>
-      <w:hyperlink r:id="rId59">
-        <w:r>
-          <w:rPr>
-            <w:lang w:val="fr_FR" w:bidi="fr_FR"/>
-          </w:rPr>
-          <w:rPr>
-            <w:color w:val="0000EE"/>
-            <w:u w:val="single"/>
-          </w:rPr>
-          <w:t>16.16</w:t>
-        </w:r>
-      </w:hyperlink>
+      <w:r>
+        <w:rPr>
+          <w:lang w:val="fr_FR" w:bidi="fr_FR"/>
+        </w:rPr>
+        <w:t>16.16</w:t>
+      </w:r>
       <w:r>
         <w:rPr>
           <w:lang w:val="fr_FR" w:bidi="fr_FR"/>
         </w:rPr>
         <w:t>). Dieu avait promis à Abraham, encore sans enfant, de faire de lui une grande nation (</w:t>
       </w:r>
-      <w:hyperlink r:id="rId60">
-        <w:r>
-          <w:rPr>
-            <w:lang w:val="fr_FR" w:bidi="fr_FR"/>
-          </w:rPr>
-          <w:rPr>
-            <w:color w:val="0000EE"/>
-            <w:u w:val="single"/>
-          </w:rPr>
-          <w:t>Gn 12.2</w:t>
-        </w:r>
-      </w:hyperlink>
+      <w:r>
+        <w:rPr>
+          <w:lang w:val="fr_FR" w:bidi="fr_FR"/>
+        </w:rPr>
+        <w:t>Gn 12.2</w:t>
+      </w:r>
       <w:r>
         <w:rPr>
           <w:lang w:val="fr_FR" w:bidi="fr_FR"/>
         </w:rPr>
         <w:t>), et lui avait assuré qu’il aurait un fils pour héritier (</w:t>
       </w:r>
-      <w:hyperlink r:id="rId61">
-        <w:r>
-          <w:rPr>
-            <w:lang w:val="fr_FR" w:bidi="fr_FR"/>
-          </w:rPr>
-          <w:rPr>
-            <w:color w:val="0000EE"/>
-            <w:u w:val="single"/>
-          </w:rPr>
-          <w:t>15.4</w:t>
-        </w:r>
-      </w:hyperlink>
+      <w:r>
+        <w:rPr>
+          <w:lang w:val="fr_FR" w:bidi="fr_FR"/>
+        </w:rPr>
+        <w:t>15.4</w:t>
+      </w:r>
       <w:r>
         <w:rPr>
           <w:lang w:val="fr_FR" w:bidi="fr_FR"/>
         </w:rPr>
         <w:t xml:space="preserve">). Cependant, Ismaël est né lorsque Abraham tenta d'accomplir cette promesse divine par des moyens humains (voir </w:t>
       </w:r>
-      <w:hyperlink r:id="rId20">
-        <w:r>
-          <w:rPr>
-            <w:lang w:val="fr_FR" w:bidi="fr_FR"/>
-          </w:rPr>
-          <w:rPr>
-            <w:color w:val="0000EE"/>
-            <w:u w:val="single"/>
-          </w:rPr>
-          <w:t>Gn 16.1–16</w:t>
-        </w:r>
-      </w:hyperlink>
+      <w:r>
+        <w:rPr>
+          <w:lang w:val="fr_FR" w:bidi="fr_FR"/>
+        </w:rPr>
+        <w:t>Gn 16.1–16</w:t>
+      </w:r>
       <w:r>
         <w:rPr>
           <w:lang w:val="fr_FR" w:bidi="fr_FR"/>
         </w:rPr>
         <w:t xml:space="preserve"> ; </w:t>
       </w:r>
-      <w:hyperlink r:id="rId62">
-        <w:r>
-          <w:rPr>
-            <w:lang w:val="fr_FR" w:bidi="fr_FR"/>
-          </w:rPr>
-          <w:rPr>
-            <w:color w:val="0000EE"/>
-            <w:u w:val="single"/>
-          </w:rPr>
-          <w:t>Ga 4.23</w:t>
-        </w:r>
-      </w:hyperlink>
+      <w:r>
+        <w:rPr>
+          <w:lang w:val="fr_FR" w:bidi="fr_FR"/>
+        </w:rPr>
+        <w:t>Ga 4.23</w:t>
+      </w:r>
       <w:r>
         <w:rPr>
           <w:lang w:val="fr_FR" w:bidi="fr_FR"/>
         </w:rPr>
         <w:t xml:space="preserve">). Pourtant, Dieu avait prévu de réaliser ses desseins par Sara (voir </w:t>
       </w:r>
-      <w:hyperlink r:id="rId63">
-        <w:r>
-          <w:rPr>
-            <w:lang w:val="fr_FR" w:bidi="fr_FR"/>
-          </w:rPr>
-          <w:rPr>
-            <w:color w:val="0000EE"/>
-            <w:u w:val="single"/>
-          </w:rPr>
-          <w:t>Gn 17.15–18.15</w:t>
-        </w:r>
-      </w:hyperlink>
+      <w:r>
+        <w:rPr>
+          <w:lang w:val="fr_FR" w:bidi="fr_FR"/>
+        </w:rPr>
+        <w:t>Gn 17.15–18.15</w:t>
+      </w:r>
       <w:r>
         <w:rPr>
           <w:lang w:val="fr_FR" w:bidi="fr_FR"/>
         </w:rPr>
         <w:t xml:space="preserve"> ; </w:t>
       </w:r>
-      <w:hyperlink r:id="rId64">
-        <w:r>
-          <w:rPr>
-            <w:lang w:val="fr_FR" w:bidi="fr_FR"/>
-          </w:rPr>
-          <w:rPr>
-            <w:color w:val="0000EE"/>
-            <w:u w:val="single"/>
-          </w:rPr>
-          <w:t>21.1–7</w:t>
-        </w:r>
-      </w:hyperlink>
+      <w:r>
+        <w:rPr>
+          <w:lang w:val="fr_FR" w:bidi="fr_FR"/>
+        </w:rPr>
+        <w:t>21.1–7</w:t>
+      </w:r>
       <w:r>
         <w:rPr>
           <w:lang w:val="fr_FR" w:bidi="fr_FR"/>
@@ -1340,72 +1016,48 @@
         </w:rPr>
         <w:t>Dieu dit à Sara qu'elle donnerait naissance à un fils pour accomplir cette promesse (</w:t>
       </w:r>
-      <w:hyperlink r:id="rId65">
-        <w:r>
-          <w:rPr>
-            <w:lang w:val="fr_FR" w:bidi="fr_FR"/>
-          </w:rPr>
-          <w:rPr>
-            <w:color w:val="0000EE"/>
-            <w:u w:val="single"/>
-          </w:rPr>
-          <w:t>Gn 17.15–16</w:t>
-        </w:r>
-      </w:hyperlink>
+      <w:r>
+        <w:rPr>
+          <w:lang w:val="fr_FR" w:bidi="fr_FR"/>
+        </w:rPr>
+        <w:t>Gn 17.15–16</w:t>
+      </w:r>
       <w:r>
         <w:rPr>
           <w:lang w:val="fr_FR" w:bidi="fr_FR"/>
         </w:rPr>
         <w:t>). Abraham demanda alors à Dieu d’accepter Ismaël (</w:t>
       </w:r>
-      <w:hyperlink r:id="rId66">
-        <w:r>
-          <w:rPr>
-            <w:lang w:val="fr_FR" w:bidi="fr_FR"/>
-          </w:rPr>
-          <w:rPr>
-            <w:color w:val="0000EE"/>
-            <w:u w:val="single"/>
-          </w:rPr>
-          <w:t>17.17–18</w:t>
-        </w:r>
-      </w:hyperlink>
+      <w:r>
+        <w:rPr>
+          <w:lang w:val="fr_FR" w:bidi="fr_FR"/>
+        </w:rPr>
+        <w:t>17.17–18</w:t>
+      </w:r>
       <w:r>
         <w:rPr>
           <w:lang w:val="fr_FR" w:bidi="fr_FR"/>
         </w:rPr>
         <w:t>), mais celui-ci ne pouvait être l’héritier de l’alliance divine, car celle-ci passerait par Isaac (</w:t>
       </w:r>
-      <w:hyperlink r:id="rId67">
-        <w:r>
-          <w:rPr>
-            <w:lang w:val="fr_FR" w:bidi="fr_FR"/>
-          </w:rPr>
-          <w:rPr>
-            <w:color w:val="0000EE"/>
-            <w:u w:val="single"/>
-          </w:rPr>
-          <w:t>Gn 17.19</w:t>
-        </w:r>
-      </w:hyperlink>
+      <w:r>
+        <w:rPr>
+          <w:lang w:val="fr_FR" w:bidi="fr_FR"/>
+        </w:rPr>
+        <w:t>Gn 17.19</w:t>
+      </w:r>
       <w:r>
         <w:rPr>
           <w:lang w:val="fr_FR" w:bidi="fr_FR"/>
         </w:rPr>
         <w:t>). Toutefois, Dieu bénit Ismaël et fit de lui le père d’une grande nation (</w:t>
       </w:r>
-      <w:hyperlink r:id="rId68">
-        <w:r>
-          <w:rPr>
-            <w:lang w:val="fr_FR" w:bidi="fr_FR"/>
-          </w:rPr>
-          <w:rPr>
-            <w:color w:val="0000EE"/>
-            <w:u w:val="single"/>
-          </w:rPr>
-          <w:t>Gn 17.20–21</w:t>
-        </w:r>
-      </w:hyperlink>
+      <w:r>
+        <w:rPr>
+          <w:lang w:val="fr_FR" w:bidi="fr_FR"/>
+        </w:rPr>
+        <w:t>Gn 17.20–21</w:t>
+      </w:r>
       <w:r>
         <w:rPr>
           <w:lang w:val="fr_FR" w:bidi="fr_FR"/>
@@ -1426,144 +1078,96 @@
         </w:rPr>
         <w:t>À l’âge de treize ans, Ismaël fut circoncis dans le cadre de l’alliance que Dieu avait conclue avec Abraham (</w:t>
       </w:r>
-      <w:hyperlink r:id="rId69">
-        <w:r>
-          <w:rPr>
-            <w:lang w:val="fr_FR" w:bidi="fr_FR"/>
-          </w:rPr>
-          <w:rPr>
-            <w:color w:val="0000EE"/>
-            <w:u w:val="single"/>
-          </w:rPr>
-          <w:t>Gn 17.9–14</w:t>
-        </w:r>
-      </w:hyperlink>
+      <w:r>
+        <w:rPr>
+          <w:lang w:val="fr_FR" w:bidi="fr_FR"/>
+        </w:rPr>
+        <w:t>Gn 17.9–14</w:t>
+      </w:r>
       <w:r>
         <w:rPr>
           <w:lang w:val="fr_FR" w:bidi="fr_FR"/>
         </w:rPr>
         <w:t xml:space="preserve">, </w:t>
       </w:r>
-      <w:hyperlink r:id="rId70">
-        <w:r>
-          <w:rPr>
-            <w:lang w:val="fr_FR" w:bidi="fr_FR"/>
-          </w:rPr>
-          <w:rPr>
-            <w:color w:val="0000EE"/>
-            <w:u w:val="single"/>
-          </w:rPr>
-          <w:t>23–27</w:t>
-        </w:r>
-      </w:hyperlink>
+      <w:r>
+        <w:rPr>
+          <w:lang w:val="fr_FR" w:bidi="fr_FR"/>
+        </w:rPr>
+        <w:t>23–27</w:t>
+      </w:r>
       <w:r>
         <w:rPr>
           <w:lang w:val="fr_FR" w:bidi="fr_FR"/>
         </w:rPr>
         <w:t>). Plus tard, lors de la célébration du sevrage d’Isaac, alors qu’il avait environ dix-sept ans, Ismaël se moqua de son frère (</w:t>
       </w:r>
-      <w:hyperlink r:id="rId71">
-        <w:r>
-          <w:rPr>
-            <w:lang w:val="fr_FR" w:bidi="fr_FR"/>
-          </w:rPr>
-          <w:rPr>
-            <w:color w:val="0000EE"/>
-            <w:u w:val="single"/>
-          </w:rPr>
-          <w:t>Gn 21.9</w:t>
-        </w:r>
-      </w:hyperlink>
+      <w:r>
+        <w:rPr>
+          <w:lang w:val="fr_FR" w:bidi="fr_FR"/>
+        </w:rPr>
+        <w:t>Gn 21.9</w:t>
+      </w:r>
       <w:r>
         <w:rPr>
           <w:lang w:val="fr_FR" w:bidi="fr_FR"/>
         </w:rPr>
         <w:t>). En conséquence, Abraham renvoya Ismaël et Agar avec des provisions. Un ange de Dieu vint en aide à Agar dans le désert, et Ismaël devint un chasseur. Il s’établit dans le désert de Paran et épousa une Égyptienne (</w:t>
       </w:r>
-      <w:hyperlink r:id="rId72">
-        <w:r>
-          <w:rPr>
-            <w:lang w:val="fr_FR" w:bidi="fr_FR"/>
-          </w:rPr>
-          <w:rPr>
-            <w:color w:val="0000EE"/>
-            <w:u w:val="single"/>
-          </w:rPr>
-          <w:t>Gn 21.20–21</w:t>
-        </w:r>
-      </w:hyperlink>
+      <w:r>
+        <w:rPr>
+          <w:lang w:val="fr_FR" w:bidi="fr_FR"/>
+        </w:rPr>
+        <w:t>Gn 21.20–21</w:t>
+      </w:r>
       <w:r>
         <w:rPr>
           <w:lang w:val="fr_FR" w:bidi="fr_FR"/>
         </w:rPr>
         <w:t>). Plus tard, il participa à l’enterrement d’Abraham (</w:t>
       </w:r>
-      <w:hyperlink r:id="rId73">
-        <w:r>
-          <w:rPr>
-            <w:lang w:val="fr_FR" w:bidi="fr_FR"/>
-          </w:rPr>
-          <w:rPr>
-            <w:color w:val="0000EE"/>
-            <w:u w:val="single"/>
-          </w:rPr>
-          <w:t>Gn 25.9–10</w:t>
-        </w:r>
-      </w:hyperlink>
+      <w:r>
+        <w:rPr>
+          <w:lang w:val="fr_FR" w:bidi="fr_FR"/>
+        </w:rPr>
+        <w:t>Gn 25.9–10</w:t>
+      </w:r>
       <w:r>
         <w:rPr>
           <w:lang w:val="fr_FR" w:bidi="fr_FR"/>
         </w:rPr>
         <w:t>), et donna sa fille Mahalath en mariage à Ésaü (</w:t>
       </w:r>
-      <w:hyperlink r:id="rId74">
-        <w:r>
-          <w:rPr>
-            <w:lang w:val="fr_FR" w:bidi="fr_FR"/>
-          </w:rPr>
-          <w:rPr>
-            <w:color w:val="0000EE"/>
-            <w:u w:val="single"/>
-          </w:rPr>
-          <w:t>28.9</w:t>
-        </w:r>
-      </w:hyperlink>
+      <w:r>
+        <w:rPr>
+          <w:lang w:val="fr_FR" w:bidi="fr_FR"/>
+        </w:rPr>
+        <w:t>28.9</w:t>
+      </w:r>
       <w:r>
         <w:rPr>
           <w:lang w:val="fr_FR" w:bidi="fr_FR"/>
         </w:rPr>
         <w:t>). Ismaël mourut à l'âge de 137 ans (</w:t>
       </w:r>
-      <w:hyperlink r:id="rId75">
-        <w:r>
-          <w:rPr>
-            <w:lang w:val="fr_FR" w:bidi="fr_FR"/>
-          </w:rPr>
-          <w:rPr>
-            <w:color w:val="0000EE"/>
-            <w:u w:val="single"/>
-          </w:rPr>
-          <w:t>25.17</w:t>
-        </w:r>
-      </w:hyperlink>
+      <w:r>
+        <w:rPr>
+          <w:lang w:val="fr_FR" w:bidi="fr_FR"/>
+        </w:rPr>
+        <w:t>25.17</w:t>
+      </w:r>
       <w:r>
         <w:rPr>
           <w:lang w:val="fr_FR" w:bidi="fr_FR"/>
         </w:rPr>
         <w:t xml:space="preserve">), et ses douze fils sont mentionnés dans </w:t>
       </w:r>
-      <w:hyperlink r:id="rId76">
-        <w:r>
-          <w:rPr>
-            <w:lang w:val="fr_FR" w:bidi="fr_FR"/>
-          </w:rPr>
-          <w:rPr>
-            <w:color w:val="0000EE"/>
-            <w:u w:val="single"/>
-          </w:rPr>
-          <w:t>Gn 25.13–15</w:t>
-        </w:r>
-      </w:hyperlink>
+      <w:r>
+        <w:rPr>
+          <w:lang w:val="fr_FR" w:bidi="fr_FR"/>
+        </w:rPr>
+        <w:t>Gn 25.13–15</w:t>
+      </w:r>
       <w:r>
         <w:rPr>
           <w:lang w:val="fr_FR" w:bidi="fr_FR"/>
@@ -1584,36 +1188,24 @@
         </w:rPr>
         <w:t xml:space="preserve">L’apôtre Paul évoqua Ismaël pour encourager les Galates à mettre leur confiance en Dieu plutôt qu’en la loi (voir </w:t>
       </w:r>
-      <w:hyperlink r:id="rId55">
-        <w:r>
-          <w:rPr>
-            <w:lang w:val="fr_FR" w:bidi="fr_FR"/>
-          </w:rPr>
-          <w:rPr>
-            <w:color w:val="0000EE"/>
-            <w:u w:val="single"/>
-          </w:rPr>
-          <w:t>Ga 4.21–31</w:t>
-        </w:r>
-      </w:hyperlink>
+      <w:r>
+        <w:rPr>
+          <w:lang w:val="fr_FR" w:bidi="fr_FR"/>
+        </w:rPr>
+        <w:t>Ga 4.21–31</w:t>
+      </w:r>
       <w:r>
         <w:rPr>
           <w:lang w:val="fr_FR" w:bidi="fr_FR"/>
         </w:rPr>
         <w:t>). Il expliqua que ceux qui s’appuient sur la loi n’hériteront pas du royaume, tout comme le fils de la servante n’a pas hérité avec le fils de la femme libre (</w:t>
       </w:r>
-      <w:hyperlink r:id="rId77">
-        <w:r>
-          <w:rPr>
-            <w:lang w:val="fr_FR" w:bidi="fr_FR"/>
-          </w:rPr>
-          <w:rPr>
-            <w:color w:val="0000EE"/>
-            <w:u w:val="single"/>
-          </w:rPr>
-          <w:t>Ga 4.30</w:t>
-        </w:r>
-      </w:hyperlink>
+      <w:r>
+        <w:rPr>
+          <w:lang w:val="fr_FR" w:bidi="fr_FR"/>
+        </w:rPr>
+        <w:t>Ga 4.30</w:t>
+      </w:r>
       <w:r>
         <w:rPr>
           <w:lang w:val="fr_FR" w:bidi="fr_FR"/>
@@ -1643,108 +1235,72 @@
           <w:lang w:val="fr_FR" w:bidi="fr_FR"/>
         </w:rPr>
       </w:r>
-      <w:hyperlink r:id="rId78">
-        <w:r>
-          <w:rPr>
-            <w:lang w:val="fr_FR" w:bidi="fr_FR"/>
-          </w:rPr>
-          <w:rPr>
-            <w:color w:val="0000EE"/>
-            <w:u w:val="single"/>
-          </w:rPr>
-          <w:t>Gn 16.11–16</w:t>
-        </w:r>
-      </w:hyperlink>
+      <w:r>
+        <w:rPr>
+          <w:lang w:val="fr_FR" w:bidi="fr_FR"/>
+        </w:rPr>
+        <w:t>Gn 16.11–16</w:t>
+      </w:r>
       <w:r>
         <w:rPr>
           <w:lang w:val="fr_FR" w:bidi="fr_FR"/>
         </w:rPr>
         <w:t xml:space="preserve"> ; </w:t>
       </w:r>
-      <w:hyperlink r:id="rId79">
-        <w:r>
-          <w:rPr>
-            <w:lang w:val="fr_FR" w:bidi="fr_FR"/>
-          </w:rPr>
-          <w:rPr>
-            <w:color w:val="0000EE"/>
-            <w:u w:val="single"/>
-          </w:rPr>
-          <w:t>Gn 17.18–26</w:t>
-        </w:r>
-      </w:hyperlink>
+      <w:r>
+        <w:rPr>
+          <w:lang w:val="fr_FR" w:bidi="fr_FR"/>
+        </w:rPr>
+        <w:t>Gn 17.18–26</w:t>
+      </w:r>
       <w:r>
         <w:rPr>
           <w:lang w:val="fr_FR" w:bidi="fr_FR"/>
         </w:rPr>
         <w:t xml:space="preserve"> ; </w:t>
       </w:r>
-      <w:hyperlink r:id="rId80">
-        <w:r>
-          <w:rPr>
-            <w:lang w:val="fr_FR" w:bidi="fr_FR"/>
-          </w:rPr>
-          <w:rPr>
-            <w:color w:val="0000EE"/>
-            <w:u w:val="single"/>
-          </w:rPr>
-          <w:t>21.8–21</w:t>
-        </w:r>
-      </w:hyperlink>
+      <w:r>
+        <w:rPr>
+          <w:lang w:val="fr_FR" w:bidi="fr_FR"/>
+        </w:rPr>
+        <w:t>21.8–21</w:t>
+      </w:r>
       <w:r>
         <w:rPr>
           <w:lang w:val="fr_FR" w:bidi="fr_FR"/>
         </w:rPr>
         <w:t xml:space="preserve"> ; </w:t>
       </w:r>
-      <w:hyperlink r:id="rId81">
-        <w:r>
-          <w:rPr>
-            <w:lang w:val="fr_FR" w:bidi="fr_FR"/>
-          </w:rPr>
-          <w:rPr>
-            <w:color w:val="0000EE"/>
-            <w:u w:val="single"/>
-          </w:rPr>
-          <w:t>25.9–18</w:t>
-        </w:r>
-      </w:hyperlink>
+      <w:r>
+        <w:rPr>
+          <w:lang w:val="fr_FR" w:bidi="fr_FR"/>
+        </w:rPr>
+        <w:t>25.9–18</w:t>
+      </w:r>
       <w:r>
         <w:rPr>
           <w:lang w:val="fr_FR" w:bidi="fr_FR"/>
         </w:rPr>
         <w:t xml:space="preserve"> ; </w:t>
       </w:r>
-      <w:hyperlink r:id="rId74">
-        <w:r>
-          <w:rPr>
-            <w:lang w:val="fr_FR" w:bidi="fr_FR"/>
-          </w:rPr>
-          <w:rPr>
-            <w:color w:val="0000EE"/>
-            <w:u w:val="single"/>
-          </w:rPr>
-          <w:t>28.9</w:t>
-        </w:r>
-      </w:hyperlink>
+      <w:r>
+        <w:rPr>
+          <w:lang w:val="fr_FR" w:bidi="fr_FR"/>
+        </w:rPr>
+        <w:t>28.9</w:t>
+      </w:r>
       <w:r>
         <w:rPr>
           <w:lang w:val="fr_FR" w:bidi="fr_FR"/>
         </w:rPr>
         <w:t xml:space="preserve"> ; </w:t>
       </w:r>
-      <w:hyperlink r:id="rId55">
-        <w:r>
-          <w:rPr>
-            <w:lang w:val="fr_FR" w:bidi="fr_FR"/>
-          </w:rPr>
-          <w:rPr>
-            <w:color w:val="0000EE"/>
-            <w:u w:val="single"/>
-          </w:rPr>
-          <w:t>Ga 4.21–31</w:t>
-        </w:r>
-      </w:hyperlink>
+      <w:r>
+        <w:rPr>
+          <w:lang w:val="fr_FR" w:bidi="fr_FR"/>
+        </w:rPr>
+        <w:t>Ga 4.21–31</w:t>
+      </w:r>
       <w:r>
         <w:rPr>
           <w:lang w:val="fr_FR" w:bidi="fr_FR"/>
